--- a/resume/WORD/RoshanLouhar_senior-engineer-resume.docx
+++ b/resume/WORD/RoshanLouhar_senior-engineer-resume.docx
@@ -1,6 +1,6 @@
 
 <file path=word/document.xml><?xml version="1.0" encoding="utf-8"?>
-<w:document xmlns:wpc="http://schemas.microsoft.com/office/word/2010/wordprocessingCanvas" xmlns:cx="http://schemas.microsoft.com/office/drawing/2014/chartex" xmlns:cx1="http://schemas.microsoft.com/office/drawing/2015/9/8/chartex" xmlns:cx2="http://schemas.microsoft.com/office/drawing/2015/10/21/chartex" xmlns:cx3="http://schemas.microsoft.com/office/drawing/2016/5/9/chartex" xmlns:cx4="http://schemas.microsoft.com/office/drawing/2016/5/10/chartex" xmlns:cx5="http://schemas.microsoft.com/office/drawing/2016/5/11/chartex" xmlns:cx6="http://schemas.microsoft.com/office/drawing/2016/5/12/chartex" xmlns:cx7="http://schemas.microsoft.com/office/drawing/2016/5/13/chartex" xmlns:cx8="http://schemas.microsoft.com/office/drawing/2016/5/14/chartex" xmlns:mc="http://schemas.openxmlformats.org/markup-compatibility/2006" xmlns:aink="http://schemas.microsoft.com/office/drawing/2016/ink" xmlns:am3d="http://schemas.microsoft.com/office/drawing/2017/model3d" xmlns:o="urn:schemas-microsoft-com:office:office" xmlns:oel="http://schemas.microsoft.com/office/2019/extlst" xmlns:r="http://schemas.openxmlformats.org/officeDocument/2006/relationships" xmlns:m="http://schemas.openxmlformats.org/officeDocument/2006/math" xmlns:v="urn:schemas-microsoft-com:vml" xmlns:wp14="http://schemas.microsoft.com/office/word/2010/wordprocessingDrawing" xmlns:wp="http://schemas.openxmlformats.org/drawingml/2006/wordprocessingDrawing" xmlns:w10="urn:schemas-microsoft-com:office:word" xmlns:w="http://schemas.openxmlformats.org/wordprocessingml/2006/main" xmlns:w14="http://schemas.microsoft.com/office/word/2010/wordml" xmlns:w15="http://schemas.microsoft.com/office/word/2012/wordml" xmlns:w16cei="http://schemas.microsoft.com/office/word/2026/wordml/cei" xmlns:w16cex="http://schemas.microsoft.com/office/word/2018/wordml/cex" xmlns:w16cid="http://schemas.microsoft.com/office/word/2016/wordml/cid" xmlns:w16="http://schemas.microsoft.com/office/word/2018/wordml" xmlns:w16du="http://schemas.microsoft.com/office/word/2023/wordml/word16du" xmlns:w16sdtdh="http://schemas.microsoft.com/office/word/2020/wordml/sdtdatahash" xmlns:w16sdtfl="http://schemas.microsoft.com/office/word/2024/wordml/sdtformatlock" xmlns:w16se="http://schemas.microsoft.com/office/word/2015/wordml/symex" xmlns:wpg="http://schemas.microsoft.com/office/word/2010/wordprocessingGroup" xmlns:wpi="http://schemas.microsoft.com/office/word/2010/wordprocessingInk" xmlns:wne="http://schemas.microsoft.com/office/word/2006/wordml" xmlns:wps="http://schemas.microsoft.com/office/word/2010/wordprocessingShape" mc:Ignorable="w14 w15 w16se w16cid w16 w16cex w16sdtdh w16sdtfl w16du wp14">
+<w:document xmlns:wpc="http://schemas.microsoft.com/office/word/2010/wordprocessingCanvas" xmlns:cx="http://schemas.microsoft.com/office/drawing/2014/chartex" xmlns:cx1="http://schemas.microsoft.com/office/drawing/2015/9/8/chartex" xmlns:cx2="http://schemas.microsoft.com/office/drawing/2015/10/21/chartex" xmlns:cx3="http://schemas.microsoft.com/office/drawing/2016/5/9/chartex" xmlns:cx4="http://schemas.microsoft.com/office/drawing/2016/5/10/chartex" xmlns:cx5="http://schemas.microsoft.com/office/drawing/2016/5/11/chartex" xmlns:cx6="http://schemas.microsoft.com/office/drawing/2016/5/12/chartex" xmlns:cx7="http://schemas.microsoft.com/office/drawing/2016/5/13/chartex" xmlns:cx8="http://schemas.microsoft.com/office/drawing/2016/5/14/chartex" xmlns:mc="http://schemas.openxmlformats.org/markup-compatibility/2006" xmlns:aink="http://schemas.microsoft.com/office/drawing/2016/ink" xmlns:am3d="http://schemas.microsoft.com/office/drawing/2017/model3d" xmlns:o="urn:schemas-microsoft-com:office:office" xmlns:oel="http://schemas.microsoft.com/office/2019/extlst" xmlns:r="http://schemas.openxmlformats.org/officeDocument/2006/relationships" xmlns:m="http://schemas.openxmlformats.org/officeDocument/2006/math" xmlns:v="urn:schemas-microsoft-com:vml" xmlns:wp14="http://schemas.microsoft.com/office/word/2010/wordprocessingDrawing" xmlns:wp="http://schemas.openxmlformats.org/drawingml/2006/wordprocessingDrawing" xmlns:w10="urn:schemas-microsoft-com:office:word" xmlns:w="http://schemas.openxmlformats.org/wordprocessingml/2006/main" xmlns:w14="http://schemas.microsoft.com/office/word/2010/wordml" xmlns:w15="http://schemas.microsoft.com/office/word/2012/wordml" xmlns:w16cex="http://schemas.microsoft.com/office/word/2018/wordml/cex" xmlns:w16cid="http://schemas.microsoft.com/office/word/2016/wordml/cid" xmlns:w16="http://schemas.microsoft.com/office/word/2018/wordml" xmlns:w16du="http://schemas.microsoft.com/office/word/2023/wordml/word16du" xmlns:w16sdtdh="http://schemas.microsoft.com/office/word/2020/wordml/sdtdatahash" xmlns:w16sdtfl="http://schemas.microsoft.com/office/word/2024/wordml/sdtformatlock" xmlns:w16se="http://schemas.microsoft.com/office/word/2015/wordml/symex" xmlns:wpg="http://schemas.microsoft.com/office/word/2010/wordprocessingGroup" xmlns:wpi="http://schemas.microsoft.com/office/word/2010/wordprocessingInk" xmlns:wne="http://schemas.microsoft.com/office/word/2006/wordml" xmlns:wps="http://schemas.microsoft.com/office/word/2010/wordprocessingShape" mc:Ignorable="w14 w15 w16se w16cid w16 w16cex w16sdtdh w16sdtfl w16du wp14">
   <w:body>
     <w:p>
       <w:pPr>
@@ -288,7 +288,23 @@
           <w:color w:val="333333"/>
           <w:szCs w:val="20"/>
         </w:rPr>
-        <w:t xml:space="preserve"> developer with 11+ years of experience building distributed, scalable, cloud-first solutions on Azure across </w:t>
+        <w:t xml:space="preserve"> developer with 1</w:t>
+      </w:r>
+      <w:r>
+        <w:rPr>
+          <w:rFonts w:ascii="Georgia" w:hAnsi="Georgia" w:cs="Tahoma"/>
+          <w:color w:val="333333"/>
+          <w:szCs w:val="20"/>
+        </w:rPr>
+        <w:t>2</w:t>
+      </w:r>
+      <w:r>
+        <w:rPr>
+          <w:rFonts w:ascii="Georgia" w:hAnsi="Georgia" w:cs="Tahoma"/>
+          <w:color w:val="333333"/>
+          <w:szCs w:val="20"/>
+        </w:rPr>
+        <w:t xml:space="preserve">+ years of experience building distributed, scalable, cloud-first solutions on Azure across </w:t>
       </w:r>
       <w:r>
         <w:rPr>
@@ -581,7 +597,31 @@
           <w:color w:val="333333"/>
           <w:szCs w:val="20"/>
         </w:rPr>
-        <w:t xml:space="preserve">C#, .NET (Core/6/8), </w:t>
+        <w:t>C#, .NET (6/8</w:t>
+      </w:r>
+      <w:r>
+        <w:rPr>
+          <w:rFonts w:ascii="Georgia" w:hAnsi="Georgia" w:cs="Tahoma"/>
+          <w:color w:val="333333"/>
+          <w:szCs w:val="20"/>
+        </w:rPr>
+        <w:t>/</w:t>
+      </w:r>
+      <w:r>
+        <w:rPr>
+          <w:rFonts w:ascii="Georgia" w:hAnsi="Georgia" w:cs="Tahoma"/>
+          <w:color w:val="333333"/>
+          <w:szCs w:val="20"/>
+        </w:rPr>
+        <w:t>10</w:t>
+      </w:r>
+      <w:r>
+        <w:rPr>
+          <w:rFonts w:ascii="Georgia" w:hAnsi="Georgia" w:cs="Tahoma"/>
+          <w:color w:val="333333"/>
+          <w:szCs w:val="20"/>
+        </w:rPr>
+        <w:t xml:space="preserve">), </w:t>
       </w:r>
       <w:r>
         <w:rPr>
@@ -613,7 +653,23 @@
           <w:color w:val="333333"/>
           <w:szCs w:val="20"/>
         </w:rPr>
-        <w:t xml:space="preserve"> Azure Functions/Durable Functions, ReactJS, TypeScript/JavaScript, Redux, EF Core, LINQ, SQL/NoSQL, REST, MVC, Unit Testing </w:t>
+        <w:t xml:space="preserve"> Azure Functions/Durable Functions, ReactJS, TypeScript/JavaScript, Redux, EF Core, LINQ, SQL/NoSQL, REST, MVC, Unit Testing</w:t>
+      </w:r>
+      <w:r>
+        <w:rPr>
+          <w:rFonts w:ascii="Georgia" w:hAnsi="Georgia" w:cs="Tahoma"/>
+          <w:color w:val="333333"/>
+          <w:szCs w:val="20"/>
+        </w:rPr>
+        <w:t>, Async Programming</w:t>
+      </w:r>
+      <w:r>
+        <w:rPr>
+          <w:rFonts w:ascii="Georgia" w:hAnsi="Georgia" w:cs="Tahoma"/>
+          <w:color w:val="333333"/>
+          <w:szCs w:val="20"/>
+        </w:rPr>
+        <w:t xml:space="preserve"> </w:t>
       </w:r>
       <w:r>
         <w:rPr>
@@ -2295,7 +2351,7 @@
               </wp:anchor>
             </w:drawing>
           </mc:Choice>
-          <mc:Fallback>
+          <mc:Fallback xmlns:w16cei="http://schemas.microsoft.com/office/word/2026/wordml/cei">
             <w:pict>
               <v:rect w14:anchorId="1C8ED8FD" id="Rectangle 1" o:spid="_x0000_s1026" alt="&quot;&quot;" style="position:absolute;margin-left:-.5pt;margin-top:312.5pt;width:3.55pt;height:996.5pt;flip:x;z-index:251667456;visibility:visible;mso-wrap-style:square;mso-width-percent:0;mso-height-percent:0;mso-wrap-distance-left:9pt;mso-wrap-distance-top:0;mso-wrap-distance-right:9pt;mso-wrap-distance-bottom:0;mso-position-horizontal:absolute;mso-position-horizontal-relative:page;mso-position-vertical:absolute;mso-position-vertical-relative:text;mso-width-percent:0;mso-height-percent:0;mso-width-relative:margin;mso-height-relative:margin;v-text-anchor:middle" o:gfxdata="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" fillcolor="black [3200]" stroked="f">
                 <w10:wrap anchorx="page"/>
@@ -3884,7 +3940,7 @@
 </file>
 
 <file path=word/endnotes.xml><?xml version="1.0" encoding="utf-8"?>
-<w:endnotes xmlns:wpc="http://schemas.microsoft.com/office/word/2010/wordprocessingCanvas" xmlns:cx="http://schemas.microsoft.com/office/drawing/2014/chartex" xmlns:cx1="http://schemas.microsoft.com/office/drawing/2015/9/8/chartex" xmlns:cx2="http://schemas.microsoft.com/office/drawing/2015/10/21/chartex" xmlns:cx3="http://schemas.microsoft.com/office/drawing/2016/5/9/chartex" xmlns:cx4="http://schemas.microsoft.com/office/drawing/2016/5/10/chartex" xmlns:cx5="http://schemas.microsoft.com/office/drawing/2016/5/11/chartex" xmlns:cx6="http://schemas.microsoft.com/office/drawing/2016/5/12/chartex" xmlns:cx7="http://schemas.microsoft.com/office/drawing/2016/5/13/chartex" xmlns:cx8="http://schemas.microsoft.com/office/drawing/2016/5/14/chartex" xmlns:mc="http://schemas.openxmlformats.org/markup-compatibility/2006" xmlns:aink="http://schemas.microsoft.com/office/drawing/2016/ink" xmlns:am3d="http://schemas.microsoft.com/office/drawing/2017/model3d" xmlns:o="urn:schemas-microsoft-com:office:office" xmlns:oel="http://schemas.microsoft.com/office/2019/extlst" xmlns:r="http://schemas.openxmlformats.org/officeDocument/2006/relationships" xmlns:m="http://schemas.openxmlformats.org/officeDocument/2006/math" xmlns:v="urn:schemas-microsoft-com:vml" xmlns:wp14="http://schemas.microsoft.com/office/word/2010/wordprocessingDrawing" xmlns:wp="http://schemas.openxmlformats.org/drawingml/2006/wordprocessingDrawing" xmlns:w10="urn:schemas-microsoft-com:office:word" xmlns:w="http://schemas.openxmlformats.org/wordprocessingml/2006/main" xmlns:w14="http://schemas.microsoft.com/office/word/2010/wordml" xmlns:w15="http://schemas.microsoft.com/office/word/2012/wordml" xmlns:w16cei="http://schemas.microsoft.com/office/word/2026/wordml/cei" xmlns:w16cex="http://schemas.microsoft.com/office/word/2018/wordml/cex" xmlns:w16cid="http://schemas.microsoft.com/office/word/2016/wordml/cid" xmlns:w16="http://schemas.microsoft.com/office/word/2018/wordml" xmlns:w16du="http://schemas.microsoft.com/office/word/2023/wordml/word16du" xmlns:w16sdtdh="http://schemas.microsoft.com/office/word/2020/wordml/sdtdatahash" xmlns:w16sdtfl="http://schemas.microsoft.com/office/word/2024/wordml/sdtformatlock" xmlns:w16se="http://schemas.microsoft.com/office/word/2015/wordml/symex" xmlns:wpg="http://schemas.microsoft.com/office/word/2010/wordprocessingGroup" xmlns:wpi="http://schemas.microsoft.com/office/word/2010/wordprocessingInk" xmlns:wne="http://schemas.microsoft.com/office/word/2006/wordml" xmlns:wps="http://schemas.microsoft.com/office/word/2010/wordprocessingShape" mc:Ignorable="w14 w15 w16se w16cid w16 w16cex w16sdtdh w16sdtfl w16du wp14">
+<w:endnotes xmlns:wpc="http://schemas.microsoft.com/office/word/2010/wordprocessingCanvas" xmlns:cx="http://schemas.microsoft.com/office/drawing/2014/chartex" xmlns:cx1="http://schemas.microsoft.com/office/drawing/2015/9/8/chartex" xmlns:cx2="http://schemas.microsoft.com/office/drawing/2015/10/21/chartex" xmlns:cx3="http://schemas.microsoft.com/office/drawing/2016/5/9/chartex" xmlns:cx4="http://schemas.microsoft.com/office/drawing/2016/5/10/chartex" xmlns:cx5="http://schemas.microsoft.com/office/drawing/2016/5/11/chartex" xmlns:cx6="http://schemas.microsoft.com/office/drawing/2016/5/12/chartex" xmlns:cx7="http://schemas.microsoft.com/office/drawing/2016/5/13/chartex" xmlns:cx8="http://schemas.microsoft.com/office/drawing/2016/5/14/chartex" xmlns:mc="http://schemas.openxmlformats.org/markup-compatibility/2006" xmlns:aink="http://schemas.microsoft.com/office/drawing/2016/ink" xmlns:am3d="http://schemas.microsoft.com/office/drawing/2017/model3d" xmlns:o="urn:schemas-microsoft-com:office:office" xmlns:oel="http://schemas.microsoft.com/office/2019/extlst" xmlns:r="http://schemas.openxmlformats.org/officeDocument/2006/relationships" xmlns:m="http://schemas.openxmlformats.org/officeDocument/2006/math" xmlns:v="urn:schemas-microsoft-com:vml" xmlns:wp14="http://schemas.microsoft.com/office/word/2010/wordprocessingDrawing" xmlns:wp="http://schemas.openxmlformats.org/drawingml/2006/wordprocessingDrawing" xmlns:w10="urn:schemas-microsoft-com:office:word" xmlns:w="http://schemas.openxmlformats.org/wordprocessingml/2006/main" xmlns:w14="http://schemas.microsoft.com/office/word/2010/wordml" xmlns:w15="http://schemas.microsoft.com/office/word/2012/wordml" xmlns:w16cex="http://schemas.microsoft.com/office/word/2018/wordml/cex" xmlns:w16cid="http://schemas.microsoft.com/office/word/2016/wordml/cid" xmlns:w16="http://schemas.microsoft.com/office/word/2018/wordml" xmlns:w16du="http://schemas.microsoft.com/office/word/2023/wordml/word16du" xmlns:w16sdtdh="http://schemas.microsoft.com/office/word/2020/wordml/sdtdatahash" xmlns:w16sdtfl="http://schemas.microsoft.com/office/word/2024/wordml/sdtformatlock" xmlns:w16se="http://schemas.microsoft.com/office/word/2015/wordml/symex" xmlns:wpg="http://schemas.microsoft.com/office/word/2010/wordprocessingGroup" xmlns:wpi="http://schemas.microsoft.com/office/word/2010/wordprocessingInk" xmlns:wne="http://schemas.microsoft.com/office/word/2006/wordml" xmlns:wps="http://schemas.microsoft.com/office/word/2010/wordprocessingShape" mc:Ignorable="w14 w15 w16se w16cid w16 w16cex w16sdtdh w16sdtfl w16du wp14">
   <w:endnote w:type="separator" w:id="-1">
     <w:p>
       <w:pPr>
@@ -3909,7 +3965,7 @@
 </file>
 
 <file path=word/footnotes.xml><?xml version="1.0" encoding="utf-8"?>
-<w:footnotes xmlns:wpc="http://schemas.microsoft.com/office/word/2010/wordprocessingCanvas" xmlns:cx="http://schemas.microsoft.com/office/drawing/2014/chartex" xmlns:cx1="http://schemas.microsoft.com/office/drawing/2015/9/8/chartex" xmlns:cx2="http://schemas.microsoft.com/office/drawing/2015/10/21/chartex" xmlns:cx3="http://schemas.microsoft.com/office/drawing/2016/5/9/chartex" xmlns:cx4="http://schemas.microsoft.com/office/drawing/2016/5/10/chartex" xmlns:cx5="http://schemas.microsoft.com/office/drawing/2016/5/11/chartex" xmlns:cx6="http://schemas.microsoft.com/office/drawing/2016/5/12/chartex" xmlns:cx7="http://schemas.microsoft.com/office/drawing/2016/5/13/chartex" xmlns:cx8="http://schemas.microsoft.com/office/drawing/2016/5/14/chartex" xmlns:mc="http://schemas.openxmlformats.org/markup-compatibility/2006" xmlns:aink="http://schemas.microsoft.com/office/drawing/2016/ink" xmlns:am3d="http://schemas.microsoft.com/office/drawing/2017/model3d" xmlns:o="urn:schemas-microsoft-com:office:office" xmlns:oel="http://schemas.microsoft.com/office/2019/extlst" xmlns:r="http://schemas.openxmlformats.org/officeDocument/2006/relationships" xmlns:m="http://schemas.openxmlformats.org/officeDocument/2006/math" xmlns:v="urn:schemas-microsoft-com:vml" xmlns:wp14="http://schemas.microsoft.com/office/word/2010/wordprocessingDrawing" xmlns:wp="http://schemas.openxmlformats.org/drawingml/2006/wordprocessingDrawing" xmlns:w10="urn:schemas-microsoft-com:office:word" xmlns:w="http://schemas.openxmlformats.org/wordprocessingml/2006/main" xmlns:w14="http://schemas.microsoft.com/office/word/2010/wordml" xmlns:w15="http://schemas.microsoft.com/office/word/2012/wordml" xmlns:w16cei="http://schemas.microsoft.com/office/word/2026/wordml/cei" xmlns:w16cex="http://schemas.microsoft.com/office/word/2018/wordml/cex" xmlns:w16cid="http://schemas.microsoft.com/office/word/2016/wordml/cid" xmlns:w16="http://schemas.microsoft.com/office/word/2018/wordml" xmlns:w16du="http://schemas.microsoft.com/office/word/2023/wordml/word16du" xmlns:w16sdtdh="http://schemas.microsoft.com/office/word/2020/wordml/sdtdatahash" xmlns:w16sdtfl="http://schemas.microsoft.com/office/word/2024/wordml/sdtformatlock" xmlns:w16se="http://schemas.microsoft.com/office/word/2015/wordml/symex" xmlns:wpg="http://schemas.microsoft.com/office/word/2010/wordprocessingGroup" xmlns:wpi="http://schemas.microsoft.com/office/word/2010/wordprocessingInk" xmlns:wne="http://schemas.microsoft.com/office/word/2006/wordml" xmlns:wps="http://schemas.microsoft.com/office/word/2010/wordprocessingShape" mc:Ignorable="w14 w15 w16se w16cid w16 w16cex w16sdtdh w16sdtfl w16du wp14">
+<w:footnotes xmlns:wpc="http://schemas.microsoft.com/office/word/2010/wordprocessingCanvas" xmlns:cx="http://schemas.microsoft.com/office/drawing/2014/chartex" xmlns:cx1="http://schemas.microsoft.com/office/drawing/2015/9/8/chartex" xmlns:cx2="http://schemas.microsoft.com/office/drawing/2015/10/21/chartex" xmlns:cx3="http://schemas.microsoft.com/office/drawing/2016/5/9/chartex" xmlns:cx4="http://schemas.microsoft.com/office/drawing/2016/5/10/chartex" xmlns:cx5="http://schemas.microsoft.com/office/drawing/2016/5/11/chartex" xmlns:cx6="http://schemas.microsoft.com/office/drawing/2016/5/12/chartex" xmlns:cx7="http://schemas.microsoft.com/office/drawing/2016/5/13/chartex" xmlns:cx8="http://schemas.microsoft.com/office/drawing/2016/5/14/chartex" xmlns:mc="http://schemas.openxmlformats.org/markup-compatibility/2006" xmlns:aink="http://schemas.microsoft.com/office/drawing/2016/ink" xmlns:am3d="http://schemas.microsoft.com/office/drawing/2017/model3d" xmlns:o="urn:schemas-microsoft-com:office:office" xmlns:oel="http://schemas.microsoft.com/office/2019/extlst" xmlns:r="http://schemas.openxmlformats.org/officeDocument/2006/relationships" xmlns:m="http://schemas.openxmlformats.org/officeDocument/2006/math" xmlns:v="urn:schemas-microsoft-com:vml" xmlns:wp14="http://schemas.microsoft.com/office/word/2010/wordprocessingDrawing" xmlns:wp="http://schemas.openxmlformats.org/drawingml/2006/wordprocessingDrawing" xmlns:w10="urn:schemas-microsoft-com:office:word" xmlns:w="http://schemas.openxmlformats.org/wordprocessingml/2006/main" xmlns:w14="http://schemas.microsoft.com/office/word/2010/wordml" xmlns:w15="http://schemas.microsoft.com/office/word/2012/wordml" xmlns:w16cex="http://schemas.microsoft.com/office/word/2018/wordml/cex" xmlns:w16cid="http://schemas.microsoft.com/office/word/2016/wordml/cid" xmlns:w16="http://schemas.microsoft.com/office/word/2018/wordml" xmlns:w16du="http://schemas.microsoft.com/office/word/2023/wordml/word16du" xmlns:w16sdtdh="http://schemas.microsoft.com/office/word/2020/wordml/sdtdatahash" xmlns:w16sdtfl="http://schemas.microsoft.com/office/word/2024/wordml/sdtformatlock" xmlns:w16se="http://schemas.microsoft.com/office/word/2015/wordml/symex" xmlns:wpg="http://schemas.microsoft.com/office/word/2010/wordprocessingGroup" xmlns:wpi="http://schemas.microsoft.com/office/word/2010/wordprocessingInk" xmlns:wne="http://schemas.microsoft.com/office/word/2006/wordml" xmlns:wps="http://schemas.microsoft.com/office/word/2010/wordprocessingShape" mc:Ignorable="w14 w15 w16se w16cid w16 w16cex w16sdtdh w16sdtfl w16du wp14">
   <w:footnote w:type="separator" w:id="-1">
     <w:p>
       <w:pPr>
@@ -3934,7 +3990,7 @@
 </file>
 
 <file path=word/numbering.xml><?xml version="1.0" encoding="utf-8"?>
-<w:numbering xmlns:wpc="http://schemas.microsoft.com/office/word/2010/wordprocessingCanvas" xmlns:cx="http://schemas.microsoft.com/office/drawing/2014/chartex" xmlns:cx1="http://schemas.microsoft.com/office/drawing/2015/9/8/chartex" xmlns:cx2="http://schemas.microsoft.com/office/drawing/2015/10/21/chartex" xmlns:cx3="http://schemas.microsoft.com/office/drawing/2016/5/9/chartex" xmlns:cx4="http://schemas.microsoft.com/office/drawing/2016/5/10/chartex" xmlns:cx5="http://schemas.microsoft.com/office/drawing/2016/5/11/chartex" xmlns:cx6="http://schemas.microsoft.com/office/drawing/2016/5/12/chartex" xmlns:cx7="http://schemas.microsoft.com/office/drawing/2016/5/13/chartex" xmlns:cx8="http://schemas.microsoft.com/office/drawing/2016/5/14/chartex" xmlns:mc="http://schemas.openxmlformats.org/markup-compatibility/2006" xmlns:aink="http://schemas.microsoft.com/office/drawing/2016/ink" xmlns:am3d="http://schemas.microsoft.com/office/drawing/2017/model3d" xmlns:o="urn:schemas-microsoft-com:office:office" xmlns:oel="http://schemas.microsoft.com/office/2019/extlst" xmlns:r="http://schemas.openxmlformats.org/officeDocument/2006/relationships" xmlns:m="http://schemas.openxmlformats.org/officeDocument/2006/math" xmlns:v="urn:schemas-microsoft-com:vml" xmlns:wp14="http://schemas.microsoft.com/office/word/2010/wordprocessingDrawing" xmlns:wp="http://schemas.openxmlformats.org/drawingml/2006/wordprocessingDrawing" xmlns:w10="urn:schemas-microsoft-com:office:word" xmlns:w="http://schemas.openxmlformats.org/wordprocessingml/2006/main" xmlns:w14="http://schemas.microsoft.com/office/word/2010/wordml" xmlns:w15="http://schemas.microsoft.com/office/word/2012/wordml" xmlns:w16cei="http://schemas.microsoft.com/office/word/2026/wordml/cei" xmlns:w16cex="http://schemas.microsoft.com/office/word/2018/wordml/cex" xmlns:w16cid="http://schemas.microsoft.com/office/word/2016/wordml/cid" xmlns:w16="http://schemas.microsoft.com/office/word/2018/wordml" xmlns:w16du="http://schemas.microsoft.com/office/word/2023/wordml/word16du" xmlns:w16sdtdh="http://schemas.microsoft.com/office/word/2020/wordml/sdtdatahash" xmlns:w16sdtfl="http://schemas.microsoft.com/office/word/2024/wordml/sdtformatlock" xmlns:w16se="http://schemas.microsoft.com/office/word/2015/wordml/symex" xmlns:wpg="http://schemas.microsoft.com/office/word/2010/wordprocessingGroup" xmlns:wpi="http://schemas.microsoft.com/office/word/2010/wordprocessingInk" xmlns:wne="http://schemas.microsoft.com/office/word/2006/wordml" xmlns:wps="http://schemas.microsoft.com/office/word/2010/wordprocessingShape" mc:Ignorable="w14 w15 w16se w16cid w16 w16cex w16sdtdh w16sdtfl w16du wp14">
+<w:numbering xmlns:wpc="http://schemas.microsoft.com/office/word/2010/wordprocessingCanvas" xmlns:cx="http://schemas.microsoft.com/office/drawing/2014/chartex" xmlns:cx1="http://schemas.microsoft.com/office/drawing/2015/9/8/chartex" xmlns:cx2="http://schemas.microsoft.com/office/drawing/2015/10/21/chartex" xmlns:cx3="http://schemas.microsoft.com/office/drawing/2016/5/9/chartex" xmlns:cx4="http://schemas.microsoft.com/office/drawing/2016/5/10/chartex" xmlns:cx5="http://schemas.microsoft.com/office/drawing/2016/5/11/chartex" xmlns:cx6="http://schemas.microsoft.com/office/drawing/2016/5/12/chartex" xmlns:cx7="http://schemas.microsoft.com/office/drawing/2016/5/13/chartex" xmlns:cx8="http://schemas.microsoft.com/office/drawing/2016/5/14/chartex" xmlns:mc="http://schemas.openxmlformats.org/markup-compatibility/2006" xmlns:aink="http://schemas.microsoft.com/office/drawing/2016/ink" xmlns:am3d="http://schemas.microsoft.com/office/drawing/2017/model3d" xmlns:o="urn:schemas-microsoft-com:office:office" xmlns:oel="http://schemas.microsoft.com/office/2019/extlst" xmlns:r="http://schemas.openxmlformats.org/officeDocument/2006/relationships" xmlns:m="http://schemas.openxmlformats.org/officeDocument/2006/math" xmlns:v="urn:schemas-microsoft-com:vml" xmlns:wp14="http://schemas.microsoft.com/office/word/2010/wordprocessingDrawing" xmlns:wp="http://schemas.openxmlformats.org/drawingml/2006/wordprocessingDrawing" xmlns:w10="urn:schemas-microsoft-com:office:word" xmlns:w="http://schemas.openxmlformats.org/wordprocessingml/2006/main" xmlns:w14="http://schemas.microsoft.com/office/word/2010/wordml" xmlns:w15="http://schemas.microsoft.com/office/word/2012/wordml" xmlns:w16cex="http://schemas.microsoft.com/office/word/2018/wordml/cex" xmlns:w16cid="http://schemas.microsoft.com/office/word/2016/wordml/cid" xmlns:w16="http://schemas.microsoft.com/office/word/2018/wordml" xmlns:w16du="http://schemas.microsoft.com/office/word/2023/wordml/word16du" xmlns:w16sdtdh="http://schemas.microsoft.com/office/word/2020/wordml/sdtdatahash" xmlns:w16sdtfl="http://schemas.microsoft.com/office/word/2024/wordml/sdtformatlock" xmlns:w16se="http://schemas.microsoft.com/office/word/2015/wordml/symex" xmlns:wpg="http://schemas.microsoft.com/office/word/2010/wordprocessingGroup" xmlns:wpi="http://schemas.microsoft.com/office/word/2010/wordprocessingInk" xmlns:wne="http://schemas.microsoft.com/office/word/2006/wordml" xmlns:wps="http://schemas.microsoft.com/office/word/2010/wordprocessingShape" mc:Ignorable="w14 w15 w16se w16cid w16 w16cex w16sdtdh w16sdtfl w16du wp14">
   <w:abstractNum w:abstractNumId="0" w15:restartNumberingAfterBreak="0">
     <w:nsid w:val="012807B0"/>
     <w:multiLevelType w:val="multilevel"/>
@@ -6900,15 +6956,6 @@
 </file>
 
 <file path=customXml/item1.xml><?xml version="1.0" encoding="utf-8"?>
-<?mso-contentType ?>
-<FormTemplates xmlns="http://schemas.microsoft.com/sharepoint/v3/contenttype/forms">
-  <Display>DocumentLibraryForm</Display>
-  <Edit>DocumentLibraryForm</Edit>
-  <New>DocumentLibraryForm</New>
-</FormTemplates>
-</file>
-
-<file path=customXml/item2.xml><?xml version="1.0" encoding="utf-8"?>
 <p:properties xmlns:p="http://schemas.microsoft.com/office/2006/metadata/properties" xmlns:xsi="http://www.w3.org/2001/XMLSchema-instance" xmlns:pc="http://schemas.microsoft.com/office/infopath/2007/PartnerControls">
   <documentManagement>
     <_ip_UnifiedCompliancePolicyUIAction xmlns="http://schemas.microsoft.com/sharepoint/v3" xsi:nil="true"/>
@@ -6928,7 +6975,7 @@
 </p:properties>
 </file>
 
-<file path=customXml/item3.xml><?xml version="1.0" encoding="utf-8"?>
+<file path=customXml/item2.xml><?xml version="1.0" encoding="utf-8"?>
 <ct:contentTypeSchema xmlns:ct="http://schemas.microsoft.com/office/2006/metadata/contentType" xmlns:ma="http://schemas.microsoft.com/office/2006/metadata/properties/metaAttributes" ct:_="" ma:_="" ma:contentTypeName="Document" ma:contentTypeID="0x01010079F111ED35F8CC479449609E8A0923A6" ma:contentTypeVersion="28" ma:contentTypeDescription="Create a new document." ma:contentTypeScope="" ma:versionID="60f5a4f2d2b0abadcf532d48ebf9cb71">
   <xsd:schema xmlns:xsd="http://www.w3.org/2001/XMLSchema" xmlns:xs="http://www.w3.org/2001/XMLSchema" xmlns:p="http://schemas.microsoft.com/office/2006/metadata/properties" xmlns:ns1="http://schemas.microsoft.com/sharepoint/v3" xmlns:ns2="71af3243-3dd4-4a8d-8c0d-dd76da1f02a5" xmlns:ns3="16c05727-aa75-4e4a-9b5f-8a80a1165891" xmlns:ns4="230e9df3-be65-4c73-a93b-d1236ebd677e" targetNamespace="http://schemas.microsoft.com/office/2006/metadata/properties" ma:root="true" ma:fieldsID="7dd78129e6a1811f84807ad11c651531" ns1:_="" ns2:_="" ns3:_="" ns4:_="">
     <xsd:import namespace="http://schemas.microsoft.com/sharepoint/v3"/>
@@ -7240,15 +7287,16 @@
 </ct:contentTypeSchema>
 </file>
 
-<file path=customXml/itemProps1.xml><?xml version="1.0" encoding="utf-8"?>
-<ds:datastoreItem xmlns:ds="http://schemas.openxmlformats.org/officeDocument/2006/customXml" ds:itemID="{25DC269C-E6BD-4588-8075-DB6EF8D60A02}">
-  <ds:schemaRefs>
-    <ds:schemaRef ds:uri="http://schemas.microsoft.com/sharepoint/v3/contenttype/forms"/>
-  </ds:schemaRefs>
-</ds:datastoreItem>
+<file path=customXml/item3.xml><?xml version="1.0" encoding="utf-8"?>
+<?mso-contentType ?>
+<FormTemplates xmlns="http://schemas.microsoft.com/sharepoint/v3/contenttype/forms">
+  <Display>DocumentLibraryForm</Display>
+  <Edit>DocumentLibraryForm</Edit>
+  <New>DocumentLibraryForm</New>
+</FormTemplates>
 </file>
 
-<file path=customXml/itemProps2.xml><?xml version="1.0" encoding="utf-8"?>
+<file path=customXml/itemProps1.xml><?xml version="1.0" encoding="utf-8"?>
 <ds:datastoreItem xmlns:ds="http://schemas.openxmlformats.org/officeDocument/2006/customXml" ds:itemID="{1CEEC261-E1A8-44C9-86EB-9B713B37503F}">
   <ds:schemaRefs>
     <ds:schemaRef ds:uri="http://schemas.microsoft.com/office/2006/metadata/properties"/>
@@ -7260,7 +7308,7 @@
 </ds:datastoreItem>
 </file>
 
-<file path=customXml/itemProps3.xml><?xml version="1.0" encoding="utf-8"?>
+<file path=customXml/itemProps2.xml><?xml version="1.0" encoding="utf-8"?>
 <ds:datastoreItem xmlns:ds="http://schemas.openxmlformats.org/officeDocument/2006/customXml" ds:itemID="{C5A94A14-7132-4C09-B4AF-FEF146EA1357}">
   <ds:schemaRefs>
     <ds:schemaRef ds:uri="http://schemas.microsoft.com/office/2006/metadata/contentType"/>
@@ -7281,6 +7329,14 @@
 </ds:datastoreItem>
 </file>
 
+<file path=customXml/itemProps3.xml><?xml version="1.0" encoding="utf-8"?>
+<ds:datastoreItem xmlns:ds="http://schemas.openxmlformats.org/officeDocument/2006/customXml" ds:itemID="{25DC269C-E6BD-4588-8075-DB6EF8D60A02}">
+  <ds:schemaRefs>
+    <ds:schemaRef ds:uri="http://schemas.microsoft.com/sharepoint/v3/contenttype/forms"/>
+  </ds:schemaRefs>
+</ds:datastoreItem>
+</file>
+
 <file path=docMetadata/LabelInfo.xml><?xml version="1.0" encoding="utf-8"?>
 <clbl:labelList xmlns:clbl="http://schemas.microsoft.com/office/2020/mipLabelMetadata">
   <clbl:label id="{87ba5c36-b7cf-4793-bbc2-bd5b3a9f95ca}" enabled="1" method="Privileged" siteId="{72f988bf-86f1-41af-91ab-2d7cd011db47}" contentBits="0" removed="0"/>

--- a/resume/WORD/RoshanLouhar_senior-engineer-resume.docx
+++ b/resume/WORD/RoshanLouhar_senior-engineer-resume.docx
@@ -6956,23 +6956,12 @@
 </file>
 
 <file path=customXml/item1.xml><?xml version="1.0" encoding="utf-8"?>
-<p:properties xmlns:p="http://schemas.microsoft.com/office/2006/metadata/properties" xmlns:xsi="http://www.w3.org/2001/XMLSchema-instance" xmlns:pc="http://schemas.microsoft.com/office/infopath/2007/PartnerControls">
-  <documentManagement>
-    <_ip_UnifiedCompliancePolicyUIAction xmlns="http://schemas.microsoft.com/sharepoint/v3" xsi:nil="true"/>
-    <Image xmlns="71af3243-3dd4-4a8d-8c0d-dd76da1f02a5">
-      <Url xsi:nil="true"/>
-      <Description xsi:nil="true"/>
-    </Image>
-    <Status xmlns="71af3243-3dd4-4a8d-8c0d-dd76da1f02a5">Not started</Status>
-    <Background xmlns="71af3243-3dd4-4a8d-8c0d-dd76da1f02a5">false</Background>
-    <_ip_UnifiedCompliancePolicyProperties xmlns="http://schemas.microsoft.com/sharepoint/v3" xsi:nil="true"/>
-    <ImageTagsTaxHTField xmlns="71af3243-3dd4-4a8d-8c0d-dd76da1f02a5">
-      <Terms xmlns="http://schemas.microsoft.com/office/infopath/2007/PartnerControls"/>
-    </ImageTagsTaxHTField>
-    <TaxCatchAll xmlns="230e9df3-be65-4c73-a93b-d1236ebd677e" xsi:nil="true"/>
-    <MediaServiceKeyPoints xmlns="71af3243-3dd4-4a8d-8c0d-dd76da1f02a5" xsi:nil="true"/>
-  </documentManagement>
-</p:properties>
+<?mso-contentType ?>
+<FormTemplates xmlns="http://schemas.microsoft.com/sharepoint/v3/contenttype/forms">
+  <Display>DocumentLibraryForm</Display>
+  <Edit>DocumentLibraryForm</Edit>
+  <New>DocumentLibraryForm</New>
+</FormTemplates>
 </file>
 
 <file path=customXml/item2.xml><?xml version="1.0" encoding="utf-8"?>
@@ -7288,22 +7277,29 @@
 </file>
 
 <file path=customXml/item3.xml><?xml version="1.0" encoding="utf-8"?>
-<?mso-contentType ?>
-<FormTemplates xmlns="http://schemas.microsoft.com/sharepoint/v3/contenttype/forms">
-  <Display>DocumentLibraryForm</Display>
-  <Edit>DocumentLibraryForm</Edit>
-  <New>DocumentLibraryForm</New>
-</FormTemplates>
+<p:properties xmlns:p="http://schemas.microsoft.com/office/2006/metadata/properties" xmlns:xsi="http://www.w3.org/2001/XMLSchema-instance" xmlns:pc="http://schemas.microsoft.com/office/infopath/2007/PartnerControls">
+  <documentManagement>
+    <_ip_UnifiedCompliancePolicyUIAction xmlns="http://schemas.microsoft.com/sharepoint/v3" xsi:nil="true"/>
+    <Image xmlns="71af3243-3dd4-4a8d-8c0d-dd76da1f02a5">
+      <Url xsi:nil="true"/>
+      <Description xsi:nil="true"/>
+    </Image>
+    <Status xmlns="71af3243-3dd4-4a8d-8c0d-dd76da1f02a5">Not started</Status>
+    <Background xmlns="71af3243-3dd4-4a8d-8c0d-dd76da1f02a5">false</Background>
+    <_ip_UnifiedCompliancePolicyProperties xmlns="http://schemas.microsoft.com/sharepoint/v3" xsi:nil="true"/>
+    <ImageTagsTaxHTField xmlns="71af3243-3dd4-4a8d-8c0d-dd76da1f02a5">
+      <Terms xmlns="http://schemas.microsoft.com/office/infopath/2007/PartnerControls"/>
+    </ImageTagsTaxHTField>
+    <TaxCatchAll xmlns="230e9df3-be65-4c73-a93b-d1236ebd677e" xsi:nil="true"/>
+    <MediaServiceKeyPoints xmlns="71af3243-3dd4-4a8d-8c0d-dd76da1f02a5" xsi:nil="true"/>
+  </documentManagement>
+</p:properties>
 </file>
 
 <file path=customXml/itemProps1.xml><?xml version="1.0" encoding="utf-8"?>
-<ds:datastoreItem xmlns:ds="http://schemas.openxmlformats.org/officeDocument/2006/customXml" ds:itemID="{1CEEC261-E1A8-44C9-86EB-9B713B37503F}">
+<ds:datastoreItem xmlns:ds="http://schemas.openxmlformats.org/officeDocument/2006/customXml" ds:itemID="{25DC269C-E6BD-4588-8075-DB6EF8D60A02}">
   <ds:schemaRefs>
-    <ds:schemaRef ds:uri="http://schemas.microsoft.com/office/2006/metadata/properties"/>
-    <ds:schemaRef ds:uri="http://schemas.microsoft.com/office/infopath/2007/PartnerControls"/>
-    <ds:schemaRef ds:uri="http://schemas.microsoft.com/sharepoint/v3"/>
-    <ds:schemaRef ds:uri="71af3243-3dd4-4a8d-8c0d-dd76da1f02a5"/>
-    <ds:schemaRef ds:uri="230e9df3-be65-4c73-a93b-d1236ebd677e"/>
+    <ds:schemaRef ds:uri="http://schemas.microsoft.com/sharepoint/v3/contenttype/forms"/>
   </ds:schemaRefs>
 </ds:datastoreItem>
 </file>
@@ -7330,9 +7326,13 @@
 </file>
 
 <file path=customXml/itemProps3.xml><?xml version="1.0" encoding="utf-8"?>
-<ds:datastoreItem xmlns:ds="http://schemas.openxmlformats.org/officeDocument/2006/customXml" ds:itemID="{25DC269C-E6BD-4588-8075-DB6EF8D60A02}">
+<ds:datastoreItem xmlns:ds="http://schemas.openxmlformats.org/officeDocument/2006/customXml" ds:itemID="{1CEEC261-E1A8-44C9-86EB-9B713B37503F}">
   <ds:schemaRefs>
-    <ds:schemaRef ds:uri="http://schemas.microsoft.com/sharepoint/v3/contenttype/forms"/>
+    <ds:schemaRef ds:uri="http://schemas.microsoft.com/office/2006/metadata/properties"/>
+    <ds:schemaRef ds:uri="http://schemas.microsoft.com/office/infopath/2007/PartnerControls"/>
+    <ds:schemaRef ds:uri="http://schemas.microsoft.com/sharepoint/v3"/>
+    <ds:schemaRef ds:uri="71af3243-3dd4-4a8d-8c0d-dd76da1f02a5"/>
+    <ds:schemaRef ds:uri="230e9df3-be65-4c73-a93b-d1236ebd677e"/>
   </ds:schemaRefs>
 </ds:datastoreItem>
 </file>
